--- a/web/public/dataset/03-vendor-orbit/Orbit_Offer_OSS-QT-2026-27-0442.docx
+++ b/web/public/dataset/03-vendor-orbit/Orbit_Offer_OSS-QT-2026-27-0442.docx
@@ -52,7 +52,7 @@
         <w:br/>
         <w:t>Category Manager - IT &amp; Telecom</w:t>
         <w:br/>
-        <w:t>Northbridge Retail India Pvt Ltd</w:t>
+        <w:t>Kaveri Retail India Pvt Ltd</w:t>
         <w:br/>
         <w:t>Prestige Tech Park, Outer Ring Road, Bengaluru 560103</w:t>
       </w:r>
@@ -74,7 +74,7 @@
     </w:p>
     <w:p>
       <w:r>
-        <w:t>Thank you for the opportunity to quote. We have been supplying IT hardware to retail and manufacturing customers in western India since 2009 and would be glad to be associated with Northbridge Retail. Our offer is set out below.</w:t>
+        <w:t>Thank you for the opportunity to quote. We have been supplying IT hardware to retail and manufacturing customers in western India since 2009 and would be glad to be associated with Kaveri Retail. Our offer is set out below.</w:t>
       </w:r>
     </w:p>
     <w:p/>
